--- a/UP/Text Thing.docx
+++ b/UP/Text Thing.docx
@@ -31,14 +31,36 @@
           <w:sz w:val="22"/>
           <w:szCs w:val="22"/>
         </w:rPr>
-        <w:t>Выбрать вариант учебного проекта. В рамках предполагаемого времени проведения проекта определить календарь рабочего времени, учитывая праздничные дни РФ, сокращенное рабочее время предпраздничных дней и переносы рабочих дней. Определить состав работ: фазы, задачи, вехи; приблизительные длительности задач, типы связей, ограничения. В ходе планирования следует учитывать, что дата начала проекта известна, но лишь приблизительно и впоследствии может быть изменена. Определить приблизительные сроки выполнения всего проекта.</w:t>
-      </w:r>
-    </w:p>
-    <w:p>
-      <w:pPr>
-        <w:rPr>
-          <w:sz w:val="22"/>
-          <w:szCs w:val="22"/>
+        <w:t>Типография «</w:t>
+      </w:r>
+      <w:r>
+        <w:rPr>
+          <w:sz w:val="22"/>
+          <w:szCs w:val="22"/>
+        </w:rPr>
+        <w:t>СМЫК</w:t>
+      </w:r>
+      <w:r>
+        <w:rPr>
+          <w:sz w:val="22"/>
+          <w:szCs w:val="22"/>
+        </w:rPr>
+        <w:t>», Настольное приложение</w:t>
+      </w:r>
+      <w:r>
+        <w:rPr>
+          <w:sz w:val="22"/>
+          <w:szCs w:val="22"/>
+        </w:rPr>
+        <w:t>. В рамках предполагаемого времени проведения проекта определить календарь рабочего времени, учитывая праздничные дни РФ, сокращенное рабочее время предпраздничных дней и переносы рабочих дней. Определить состав работ: фазы, задачи, вехи; приблизительные длительности задач, типы связей, ограничения. В ходе планирования следует учитывать, что дата начала проекта известна, но лишь приблизительно и впоследствии может быть изменена. Определить приблизительные сроки выполнения всего проекта.</w:t>
+      </w:r>
+    </w:p>
+    <w:p>
+      <w:pPr>
+        <w:rPr>
+          <w:sz w:val="22"/>
+          <w:szCs w:val="22"/>
+          <w:lang w:val="en-US"/>
         </w:rPr>
       </w:pPr>
       <w:r>
@@ -88,14 +110,14 @@
           <w:sz w:val="22"/>
           <w:szCs w:val="22"/>
         </w:rPr>
-        <w:t xml:space="preserve"> час</w:t>
-      </w:r>
-      <w:r>
-        <w:rPr>
-          <w:sz w:val="22"/>
-          <w:szCs w:val="22"/>
-        </w:rPr>
-        <w:t>ов</w:t>
+        <w:t xml:space="preserve"> ча</w:t>
+      </w:r>
+      <w:r>
+        <w:rPr>
+          <w:sz w:val="22"/>
+          <w:szCs w:val="22"/>
+        </w:rPr>
+        <w:t>сов</w:t>
       </w:r>
       <w:r>
         <w:rPr>
@@ -144,7 +166,22 @@
           <w:sz w:val="22"/>
           <w:szCs w:val="22"/>
         </w:rPr>
-        <w:t xml:space="preserve">Анализ предметной области (3 дня т.е. 19 часов): </w:t>
+        <w:t xml:space="preserve">Анализ предметной области (3 дня т.е. </w:t>
+      </w:r>
+      <w:r>
+        <w:rPr>
+          <w:sz w:val="22"/>
+          <w:szCs w:val="22"/>
+          <w:lang w:val="en-US"/>
+        </w:rPr>
+        <w:t>16</w:t>
+      </w:r>
+      <w:r>
+        <w:rPr>
+          <w:sz w:val="22"/>
+          <w:szCs w:val="22"/>
+        </w:rPr>
+        <w:t xml:space="preserve"> часов): </w:t>
       </w:r>
     </w:p>
     <w:p>
@@ -167,7 +204,35 @@
           <w:sz w:val="22"/>
           <w:szCs w:val="22"/>
         </w:rPr>
-        <w:t xml:space="preserve"> Определение целей и задач проекта (4 часов)</w:t>
+        <w:t xml:space="preserve"> Определение целей и задач проекта (</w:t>
+      </w:r>
+      <w:r>
+        <w:rPr>
+          <w:sz w:val="22"/>
+          <w:szCs w:val="22"/>
+        </w:rPr>
+        <w:t>4</w:t>
+      </w:r>
+      <w:r>
+        <w:rPr>
+          <w:sz w:val="22"/>
+          <w:szCs w:val="22"/>
+        </w:rPr>
+        <w:t xml:space="preserve"> час</w:t>
+      </w:r>
+      <w:r>
+        <w:rPr>
+          <w:sz w:val="22"/>
+          <w:szCs w:val="22"/>
+        </w:rPr>
+        <w:t>а</w:t>
+      </w:r>
+      <w:r>
+        <w:rPr>
+          <w:sz w:val="22"/>
+          <w:szCs w:val="22"/>
+        </w:rPr>
+        <w:t>)</w:t>
       </w:r>
     </w:p>
     <w:p>
@@ -190,7 +255,35 @@
           <w:sz w:val="22"/>
           <w:szCs w:val="22"/>
         </w:rPr>
-        <w:t xml:space="preserve"> Определение функции и назначение операции (5 часов)</w:t>
+        <w:t xml:space="preserve"> Определение функции и назначение операции (</w:t>
+      </w:r>
+      <w:r>
+        <w:rPr>
+          <w:sz w:val="22"/>
+          <w:szCs w:val="22"/>
+        </w:rPr>
+        <w:t>4</w:t>
+      </w:r>
+      <w:r>
+        <w:rPr>
+          <w:sz w:val="22"/>
+          <w:szCs w:val="22"/>
+        </w:rPr>
+        <w:t xml:space="preserve"> час</w:t>
+      </w:r>
+      <w:r>
+        <w:rPr>
+          <w:sz w:val="22"/>
+          <w:szCs w:val="22"/>
+        </w:rPr>
+        <w:t>а</w:t>
+      </w:r>
+      <w:r>
+        <w:rPr>
+          <w:sz w:val="22"/>
+          <w:szCs w:val="22"/>
+        </w:rPr>
+        <w:t>)</w:t>
       </w:r>
     </w:p>
     <w:p>
@@ -213,7 +306,35 @@
           <w:sz w:val="22"/>
           <w:szCs w:val="22"/>
         </w:rPr>
-        <w:t xml:space="preserve"> Разработка функциональной схемы (5 часов)</w:t>
+        <w:t xml:space="preserve"> Разработка функциональной схемы (</w:t>
+      </w:r>
+      <w:r>
+        <w:rPr>
+          <w:sz w:val="22"/>
+          <w:szCs w:val="22"/>
+        </w:rPr>
+        <w:t>4</w:t>
+      </w:r>
+      <w:r>
+        <w:rPr>
+          <w:sz w:val="22"/>
+          <w:szCs w:val="22"/>
+        </w:rPr>
+        <w:t xml:space="preserve"> час</w:t>
+      </w:r>
+      <w:r>
+        <w:rPr>
+          <w:sz w:val="22"/>
+          <w:szCs w:val="22"/>
+        </w:rPr>
+        <w:t>а</w:t>
+      </w:r>
+      <w:r>
+        <w:rPr>
+          <w:sz w:val="22"/>
+          <w:szCs w:val="22"/>
+        </w:rPr>
+        <w:t>)</w:t>
       </w:r>
     </w:p>
     <w:p>
@@ -237,7 +358,35 @@
           <w:sz w:val="22"/>
           <w:szCs w:val="22"/>
         </w:rPr>
-        <w:t xml:space="preserve"> Затраты и средства на разработку (5 часов)</w:t>
+        <w:t xml:space="preserve"> Затраты и средства на разработку (</w:t>
+      </w:r>
+      <w:r>
+        <w:rPr>
+          <w:sz w:val="22"/>
+          <w:szCs w:val="22"/>
+        </w:rPr>
+        <w:t xml:space="preserve">4 </w:t>
+      </w:r>
+      <w:r>
+        <w:rPr>
+          <w:sz w:val="22"/>
+          <w:szCs w:val="22"/>
+        </w:rPr>
+        <w:t>час</w:t>
+      </w:r>
+      <w:r>
+        <w:rPr>
+          <w:sz w:val="22"/>
+          <w:szCs w:val="22"/>
+        </w:rPr>
+        <w:t>а</w:t>
+      </w:r>
+      <w:r>
+        <w:rPr>
+          <w:sz w:val="22"/>
+          <w:szCs w:val="22"/>
+        </w:rPr>
+        <w:t>)</w:t>
       </w:r>
     </w:p>
     <w:p>
@@ -275,7 +424,21 @@
           <w:sz w:val="22"/>
           <w:szCs w:val="22"/>
         </w:rPr>
-        <w:t xml:space="preserve"> дней т.е. 66 часов):</w:t>
+        <w:t xml:space="preserve"> дней т.е. 6</w:t>
+      </w:r>
+      <w:r>
+        <w:rPr>
+          <w:sz w:val="22"/>
+          <w:szCs w:val="22"/>
+        </w:rPr>
+        <w:t>8</w:t>
+      </w:r>
+      <w:r>
+        <w:rPr>
+          <w:sz w:val="22"/>
+          <w:szCs w:val="22"/>
+        </w:rPr>
+        <w:t xml:space="preserve"> часов):</w:t>
       </w:r>
     </w:p>
     <w:p>
@@ -344,7 +507,21 @@
           <w:sz w:val="22"/>
           <w:szCs w:val="22"/>
         </w:rPr>
-        <w:t xml:space="preserve"> Создание круга пользователей (2 час)</w:t>
+        <w:t xml:space="preserve"> Создание круга пользователей (2 час</w:t>
+      </w:r>
+      <w:r>
+        <w:rPr>
+          <w:sz w:val="22"/>
+          <w:szCs w:val="22"/>
+        </w:rPr>
+        <w:t>а</w:t>
+      </w:r>
+      <w:r>
+        <w:rPr>
+          <w:sz w:val="22"/>
+          <w:szCs w:val="22"/>
+        </w:rPr>
+        <w:t>)</w:t>
       </w:r>
     </w:p>
     <w:p>
@@ -367,7 +544,21 @@
           <w:sz w:val="22"/>
           <w:szCs w:val="22"/>
         </w:rPr>
-        <w:t xml:space="preserve"> Тестирование разработанной базы данных (2 час)</w:t>
+        <w:t xml:space="preserve"> Тестирование разработанной базы данных (2 час</w:t>
+      </w:r>
+      <w:r>
+        <w:rPr>
+          <w:sz w:val="22"/>
+          <w:szCs w:val="22"/>
+        </w:rPr>
+        <w:t>а</w:t>
+      </w:r>
+      <w:r>
+        <w:rPr>
+          <w:sz w:val="22"/>
+          <w:szCs w:val="22"/>
+        </w:rPr>
+        <w:t>)</w:t>
       </w:r>
     </w:p>
     <w:p>
@@ -436,7 +627,21 @@
           <w:sz w:val="22"/>
           <w:szCs w:val="22"/>
         </w:rPr>
-        <w:t xml:space="preserve"> Тестирование разработанного функционала (2 часа)</w:t>
+        <w:t xml:space="preserve"> Тестирование разработанного функционала (</w:t>
+      </w:r>
+      <w:r>
+        <w:rPr>
+          <w:sz w:val="22"/>
+          <w:szCs w:val="22"/>
+        </w:rPr>
+        <w:t>4</w:t>
+      </w:r>
+      <w:r>
+        <w:rPr>
+          <w:sz w:val="22"/>
+          <w:szCs w:val="22"/>
+        </w:rPr>
+        <w:t xml:space="preserve"> часа)</w:t>
       </w:r>
     </w:p>
     <w:p>
@@ -577,7 +782,36 @@
           <w:sz w:val="22"/>
           <w:szCs w:val="22"/>
         </w:rPr>
-        <w:t>Документирование (3 дня т.е. 22 часа):</w:t>
+        <w:t>Документирование (</w:t>
+      </w:r>
+      <w:r>
+        <w:rPr>
+          <w:sz w:val="22"/>
+          <w:szCs w:val="22"/>
+        </w:rPr>
+        <w:t>4</w:t>
+      </w:r>
+      <w:r>
+        <w:rPr>
+          <w:sz w:val="22"/>
+          <w:szCs w:val="22"/>
+        </w:rPr>
+        <w:t xml:space="preserve"> дня т.е. 2</w:t>
+      </w:r>
+      <w:r>
+        <w:rPr>
+          <w:sz w:val="22"/>
+          <w:szCs w:val="22"/>
+          <w:lang w:val="en-US"/>
+        </w:rPr>
+        <w:t>6</w:t>
+      </w:r>
+      <w:r>
+        <w:rPr>
+          <w:sz w:val="22"/>
+          <w:szCs w:val="22"/>
+        </w:rPr>
+        <w:t xml:space="preserve"> часа):</w:t>
       </w:r>
     </w:p>
     <w:p>
@@ -660,7 +894,21 @@
           <w:sz w:val="22"/>
           <w:szCs w:val="22"/>
         </w:rPr>
-        <w:t xml:space="preserve"> Результаты тестирования (2 часа)</w:t>
+        <w:t xml:space="preserve"> Результаты тестирования (</w:t>
+      </w:r>
+      <w:r>
+        <w:rPr>
+          <w:sz w:val="22"/>
+          <w:szCs w:val="22"/>
+        </w:rPr>
+        <w:t>4</w:t>
+      </w:r>
+      <w:r>
+        <w:rPr>
+          <w:sz w:val="22"/>
+          <w:szCs w:val="22"/>
+        </w:rPr>
+        <w:t xml:space="preserve"> часа)</w:t>
       </w:r>
     </w:p>
     <w:p>
@@ -683,7 +931,21 @@
           <w:sz w:val="22"/>
           <w:szCs w:val="22"/>
         </w:rPr>
-        <w:t xml:space="preserve"> Презентация к заказчику (5 часов)</w:t>
+        <w:t xml:space="preserve"> Презентация к заказчику (</w:t>
+      </w:r>
+      <w:r>
+        <w:rPr>
+          <w:sz w:val="22"/>
+          <w:szCs w:val="22"/>
+        </w:rPr>
+        <w:t>6</w:t>
+      </w:r>
+      <w:r>
+        <w:rPr>
+          <w:sz w:val="22"/>
+          <w:szCs w:val="22"/>
+        </w:rPr>
+        <w:t xml:space="preserve"> часов)</w:t>
       </w:r>
     </w:p>
     <w:p>
@@ -706,7 +968,21 @@
           <w:sz w:val="22"/>
           <w:szCs w:val="22"/>
         </w:rPr>
-        <w:t>Предварительное внедрение и сопровождение проекта (5 дней т.е. 40 часов):</w:t>
+        <w:t>Предварительное внедрение и сопровождение проекта (5 дней т.е. 4</w:t>
+      </w:r>
+      <w:r>
+        <w:rPr>
+          <w:sz w:val="22"/>
+          <w:szCs w:val="22"/>
+        </w:rPr>
+        <w:t>2</w:t>
+      </w:r>
+      <w:r>
+        <w:rPr>
+          <w:sz w:val="22"/>
+          <w:szCs w:val="22"/>
+        </w:rPr>
+        <w:t xml:space="preserve"> часов):</w:t>
       </w:r>
     </w:p>
     <w:p>
@@ -729,7 +1005,21 @@
           <w:sz w:val="22"/>
           <w:szCs w:val="22"/>
         </w:rPr>
-        <w:t xml:space="preserve"> Установка информационной системы (5 часов)</w:t>
+        <w:t xml:space="preserve"> Установка информационной системы (</w:t>
+      </w:r>
+      <w:r>
+        <w:rPr>
+          <w:sz w:val="22"/>
+          <w:szCs w:val="22"/>
+        </w:rPr>
+        <w:t>6</w:t>
+      </w:r>
+      <w:r>
+        <w:rPr>
+          <w:sz w:val="22"/>
+          <w:szCs w:val="22"/>
+        </w:rPr>
+        <w:t xml:space="preserve"> часов)</w:t>
       </w:r>
     </w:p>
     <w:p>
@@ -863,7 +1153,22 @@
           <w:sz w:val="22"/>
           <w:szCs w:val="22"/>
         </w:rPr>
-        <w:t>Ввод в эксплуатацию (6 дней т.е. 46 часов):</w:t>
+        <w:t>Ввод в эксплуатацию (6 дней т.е. 4</w:t>
+      </w:r>
+      <w:r>
+        <w:rPr>
+          <w:sz w:val="22"/>
+          <w:szCs w:val="22"/>
+          <w:lang w:val="en-US"/>
+        </w:rPr>
+        <w:t>8</w:t>
+      </w:r>
+      <w:r>
+        <w:rPr>
+          <w:sz w:val="22"/>
+          <w:szCs w:val="22"/>
+        </w:rPr>
+        <w:t xml:space="preserve"> часов):</w:t>
       </w:r>
     </w:p>
     <w:p>
@@ -886,14 +1191,15 @@
           <w:sz w:val="22"/>
           <w:szCs w:val="22"/>
         </w:rPr>
-        <w:t xml:space="preserve"> Обучение администратора (1</w:t>
-      </w:r>
-      <w:r>
-        <w:rPr>
-          <w:sz w:val="22"/>
-          <w:szCs w:val="22"/>
-        </w:rPr>
-        <w:t>2</w:t>
+        <w:t xml:space="preserve"> Обучение администратора (</w:t>
+      </w:r>
+      <w:r>
+        <w:rPr>
+          <w:sz w:val="22"/>
+          <w:szCs w:val="22"/>
+          <w:lang w:val="en-US"/>
+        </w:rPr>
+        <w:t>8</w:t>
       </w:r>
       <w:r>
         <w:rPr>
@@ -7276,7 +7582,6 @@
   <w:style w:type="character" w:default="1" w:styleId="a0">
     <w:name w:val="Default Paragraph Font"/>
     <w:uiPriority w:val="1"/>
-    <w:semiHidden/>
     <w:unhideWhenUsed/>
   </w:style>
   <w:style w:type="table" w:default="1" w:styleId="a1">
